--- a/rapports_issues/20_01_2026/DIAKHOU/issu_EQ7_sup_013202010008.docx
+++ b/rapports_issues/20_01_2026/DIAKHOU/issu_EQ7_sup_013202010008.docx
@@ -25,7 +25,7 @@
         <w:br/>
         <w:t>Grappe: 013202010008</w:t>
         <w:br/>
-        <w:t>Date: 20/01/2026 a 13:22</w:t>
+        <w:t>Date: 20/01/2026 a 13:47</w:t>
       </w:r>
     </w:p>
     <w:p/>
